--- a/项目管理文档/工作周报/第五周/朱绪达.docx
+++ b/项目管理文档/工作周报/第五周/朱绪达.docx
@@ -142,6 +142,13 @@
                 <w:color w:val="000000"/>
               </w:rPr>
             </w:pPr>
+            <w:r>
+              <w:rPr>
+                <w:rFonts w:ascii="宋体" w:eastAsia="宋体" w:hAnsi="宋体" w:cs="宋体" w:hint="eastAsia"/>
+                <w:color w:val="000000"/>
+              </w:rPr>
+              <w:t>朱绪达</w:t>
+            </w:r>
           </w:p>
         </w:tc>
         <w:tc>
@@ -195,6 +202,13 @@
                 <w:color w:val="000000"/>
               </w:rPr>
             </w:pPr>
+            <w:r>
+              <w:rPr>
+                <w:rFonts w:ascii="宋体" w:eastAsia="宋体" w:hAnsi="宋体" w:cs="宋体"/>
+                <w:color w:val="000000"/>
+              </w:rPr>
+              <w:t>2026/4/8 - 2026/4/14</w:t>
+            </w:r>
           </w:p>
         </w:tc>
         <w:tc>
@@ -313,7 +327,7 @@
             <w:pPr>
               <w:textAlignment w:val="top"/>
               <w:rPr>
-                <w:rFonts w:ascii="宋体" w:eastAsia="宋体" w:hAnsi="宋体" w:cs="宋体" w:hint="eastAsia"/>
+                <w:rFonts w:ascii="宋体" w:eastAsia="宋体" w:hAnsi="宋体" w:cs="宋体"/>
                 <w:color w:val="000000"/>
                 <w:lang w:bidi="ar"/>
               </w:rPr>
@@ -329,9 +343,137 @@
           </w:p>
           <w:p>
             <w:pPr>
+              <w:numPr>
+                <w:ilvl w:val="0"/>
+                <w:numId w:val="10"/>
+              </w:numPr>
               <w:textAlignment w:val="top"/>
               <w:rPr>
-                <w:rFonts w:ascii="宋体" w:eastAsia="宋体" w:hAnsi="宋体" w:cs="宋体" w:hint="eastAsia"/>
+                <w:rFonts w:ascii="宋体" w:eastAsia="宋体" w:hAnsi="宋体" w:cs="宋体"/>
+                <w:color w:val="000000"/>
+                <w:lang w:bidi="ar"/>
+              </w:rPr>
+            </w:pPr>
+            <w:r>
+              <w:rPr>
+                <w:rFonts w:ascii="宋体" w:eastAsia="宋体" w:hAnsi="宋体" w:cs="宋体"/>
+                <w:b/>
+                <w:bCs/>
+                <w:color w:val="000000"/>
+                <w:lang w:bidi="ar"/>
+              </w:rPr>
+              <w:t>环境搭建：</w:t>
+            </w:r>
+            <w:r>
+              <w:rPr>
+                <w:rFonts w:ascii="宋体" w:eastAsia="宋体" w:hAnsi="宋体" w:cs="宋体"/>
+                <w:color w:val="000000"/>
+                <w:lang w:bidi="ar"/>
+              </w:rPr>
+              <w:t xml:space="preserve"> 完成了 WebSocket 和 WebRTC 的原型环境初始化，基础的音视频通话链路已跑通。</w:t>
+            </w:r>
+          </w:p>
+          <w:p>
+            <w:pPr>
+              <w:numPr>
+                <w:ilvl w:val="0"/>
+                <w:numId w:val="10"/>
+              </w:numPr>
+              <w:textAlignment w:val="top"/>
+              <w:rPr>
+                <w:rFonts w:ascii="宋体" w:eastAsia="宋体" w:hAnsi="宋体" w:cs="宋体"/>
+                <w:color w:val="000000"/>
+                <w:lang w:bidi="ar"/>
+              </w:rPr>
+            </w:pPr>
+            <w:r>
+              <w:rPr>
+                <w:rFonts w:ascii="宋体" w:eastAsia="宋体" w:hAnsi="宋体" w:cs="宋体"/>
+                <w:b/>
+                <w:bCs/>
+                <w:color w:val="000000"/>
+                <w:lang w:bidi="ar"/>
+              </w:rPr>
+              <w:t>数据库落地：</w:t>
+            </w:r>
+            <w:r>
+              <w:rPr>
+                <w:rFonts w:ascii="宋体" w:eastAsia="宋体" w:hAnsi="宋体" w:cs="宋体"/>
+                <w:color w:val="000000"/>
+                <w:lang w:bidi="ar"/>
+              </w:rPr>
+              <w:t xml:space="preserve"> 完成了面试会话表、日志表等核心物理表的建表工作，SQL 脚本已执行。</w:t>
+            </w:r>
+          </w:p>
+          <w:p>
+            <w:pPr>
+              <w:numPr>
+                <w:ilvl w:val="0"/>
+                <w:numId w:val="10"/>
+              </w:numPr>
+              <w:textAlignment w:val="top"/>
+              <w:rPr>
+                <w:rFonts w:ascii="宋体" w:eastAsia="宋体" w:hAnsi="宋体" w:cs="宋体"/>
+                <w:color w:val="000000"/>
+                <w:lang w:bidi="ar"/>
+              </w:rPr>
+            </w:pPr>
+            <w:r>
+              <w:rPr>
+                <w:rFonts w:ascii="宋体" w:eastAsia="宋体" w:hAnsi="宋体" w:cs="宋体"/>
+                <w:b/>
+                <w:bCs/>
+                <w:color w:val="000000"/>
+                <w:lang w:bidi="ar"/>
+              </w:rPr>
+              <w:t>接口开发：</w:t>
+            </w:r>
+            <w:r>
+              <w:rPr>
+                <w:rFonts w:ascii="宋体" w:eastAsia="宋体" w:hAnsi="宋体" w:cs="宋体"/>
+                <w:color w:val="000000"/>
+                <w:lang w:bidi="ar"/>
+              </w:rPr>
+              <w:t xml:space="preserve"> 编写了首版信令交互接口，实现了面试状态（开启、结束、状态同步）的基础通信。</w:t>
+            </w:r>
+          </w:p>
+          <w:p>
+            <w:pPr>
+              <w:numPr>
+                <w:ilvl w:val="0"/>
+                <w:numId w:val="10"/>
+              </w:numPr>
+              <w:textAlignment w:val="top"/>
+              <w:rPr>
+                <w:rFonts w:ascii="宋体" w:eastAsia="宋体" w:hAnsi="宋体" w:cs="宋体" w:hint="eastAsia"/>
+                <w:color w:val="000000"/>
+                <w:lang w:bidi="ar"/>
+              </w:rPr>
+            </w:pPr>
+            <w:r>
+              <w:rPr>
+                <w:rFonts w:ascii="宋体" w:eastAsia="宋体" w:hAnsi="宋体" w:cs="宋体"/>
+                <w:b/>
+                <w:bCs/>
+                <w:color w:val="000000"/>
+                <w:lang w:bidi="ar"/>
+              </w:rPr>
+              <w:t>模型对接：</w:t>
+            </w:r>
+            <w:r>
+              <w:rPr>
+                <w:rFonts w:ascii="宋体" w:eastAsia="宋体" w:hAnsi="宋体" w:cs="宋体"/>
+                <w:color w:val="000000"/>
+                <w:lang w:bidi="ar"/>
+              </w:rPr>
+              <w:t xml:space="preserve"> 联调了视频抽帧和 ASR 语音转文字模块，数据流现在能从前端正常传到后端分析层。</w:t>
+            </w:r>
+          </w:p>
+          <w:p>
+            <w:pPr>
+              <w:textAlignment w:val="top"/>
+              <w:rPr>
+                <w:rFonts w:ascii="宋体" w:eastAsia="宋体" w:hAnsi="宋体" w:cs="宋体"/>
                 <w:color w:val="000000"/>
                 <w:lang w:bidi="ar"/>
               </w:rPr>
@@ -347,13 +489,67 @@
           </w:p>
           <w:p>
             <w:pPr>
+              <w:numPr>
+                <w:ilvl w:val="0"/>
+                <w:numId w:val="11"/>
+              </w:numPr>
               <w:textAlignment w:val="top"/>
               <w:rPr>
-                <w:rFonts w:ascii="宋体" w:eastAsia="宋体" w:hAnsi="宋体" w:cs="宋体" w:hint="eastAsia"/>
-                <w:color w:val="000000"/>
-                <w:lang w:bidi="ar"/>
-              </w:rPr>
-            </w:pPr>
+                <w:rFonts w:ascii="宋体" w:eastAsia="宋体" w:hAnsi="宋体" w:cs="宋体"/>
+                <w:color w:val="000000"/>
+                <w:lang w:bidi="ar"/>
+              </w:rPr>
+            </w:pPr>
+            <w:r>
+              <w:rPr>
+                <w:rFonts w:ascii="宋体" w:eastAsia="宋体" w:hAnsi="宋体" w:cs="宋体"/>
+                <w:b/>
+                <w:bCs/>
+                <w:color w:val="000000"/>
+                <w:lang w:bidi="ar"/>
+              </w:rPr>
+              <w:t>弱网优化：</w:t>
+            </w:r>
+            <w:r>
+              <w:rPr>
+                <w:rFonts w:ascii="宋体" w:eastAsia="宋体" w:hAnsi="宋体" w:cs="宋体"/>
+                <w:color w:val="000000"/>
+                <w:lang w:bidi="ar"/>
+              </w:rPr>
+              <w:t xml:space="preserve"> 视频码率自适应逻辑尚在调试，未完全集成。</w:t>
+            </w:r>
+          </w:p>
+          <w:p>
+            <w:pPr>
+              <w:numPr>
+                <w:ilvl w:val="0"/>
+                <w:numId w:val="11"/>
+              </w:numPr>
+              <w:textAlignment w:val="top"/>
+              <w:rPr>
+                <w:rFonts w:ascii="宋体" w:eastAsia="宋体" w:hAnsi="宋体" w:cs="宋体" w:hint="eastAsia"/>
+                <w:color w:val="000000"/>
+                <w:lang w:bidi="ar"/>
+              </w:rPr>
+            </w:pPr>
+            <w:r>
+              <w:rPr>
+                <w:rFonts w:ascii="宋体" w:eastAsia="宋体" w:hAnsi="宋体" w:cs="宋体"/>
+                <w:b/>
+                <w:bCs/>
+                <w:color w:val="000000"/>
+                <w:lang w:bidi="ar"/>
+              </w:rPr>
+              <w:t>交互细节：</w:t>
+            </w:r>
+            <w:r>
+              <w:rPr>
+                <w:rFonts w:ascii="宋体" w:eastAsia="宋体" w:hAnsi="宋体" w:cs="宋体"/>
+                <w:color w:val="000000"/>
+                <w:lang w:bidi="ar"/>
+              </w:rPr>
+              <w:t xml:space="preserve"> 实时反馈组件的动画效果需等 UI 最终确认后再落实</w:t>
+            </w:r>
           </w:p>
         </w:tc>
       </w:tr>
@@ -466,6 +662,10 @@
           </w:p>
           <w:p>
             <w:pPr>
+              <w:numPr>
+                <w:ilvl w:val="0"/>
+                <w:numId w:val="12"/>
+              </w:numPr>
               <w:textAlignment w:val="top"/>
               <w:rPr>
                 <w:rFonts w:ascii="宋体" w:eastAsia="宋体" w:hAnsi="宋体" w:cs="宋体" w:hint="eastAsia"/>
@@ -473,6 +673,24 @@
                 <w:lang w:bidi="ar"/>
               </w:rPr>
             </w:pPr>
+            <w:r>
+              <w:rPr>
+                <w:rFonts w:ascii="宋体" w:eastAsia="宋体" w:hAnsi="宋体" w:cs="宋体"/>
+                <w:b/>
+                <w:bCs/>
+                <w:color w:val="000000"/>
+                <w:lang w:bidi="ar"/>
+              </w:rPr>
+              <w:t>现存问题：</w:t>
+            </w:r>
+            <w:r>
+              <w:rPr>
+                <w:rFonts w:ascii="宋体" w:eastAsia="宋体" w:hAnsi="宋体" w:cs="宋体"/>
+                <w:color w:val="000000"/>
+                <w:lang w:bidi="ar"/>
+              </w:rPr>
+              <w:t xml:space="preserve"> AI 推理耗时导致对话有停顿感；移动端浏览器 WebRTC 兼容性仍有隐患。</w:t>
+            </w:r>
           </w:p>
         </w:tc>
       </w:tr>
@@ -569,7 +787,7 @@
             <w:pPr>
               <w:textAlignment w:val="top"/>
               <w:rPr>
-                <w:rFonts w:ascii="宋体" w:eastAsia="宋体" w:hAnsi="宋体" w:cs="宋体" w:hint="eastAsia"/>
+                <w:rFonts w:ascii="宋体" w:eastAsia="宋体" w:hAnsi="宋体" w:cs="宋体"/>
                 <w:color w:val="000000"/>
                 <w:lang w:bidi="ar"/>
               </w:rPr>
@@ -581,6 +799,70 @@
                 <w:lang w:bidi="ar"/>
               </w:rPr>
               <w:t>改进建议：</w:t>
+            </w:r>
+          </w:p>
+          <w:p>
+            <w:pPr>
+              <w:textAlignment w:val="top"/>
+              <w:rPr>
+                <w:rFonts w:ascii="宋体" w:eastAsia="宋体" w:hAnsi="宋体" w:cs="宋体" w:hint="eastAsia"/>
+                <w:color w:val="000000"/>
+                <w:lang w:bidi="ar"/>
+              </w:rPr>
+            </w:pPr>
+            <w:r>
+              <w:rPr>
+                <w:rFonts w:ascii="宋体" w:eastAsia="宋体" w:hAnsi="宋体" w:cs="宋体"/>
+                <w:b/>
+                <w:bCs/>
+                <w:color w:val="000000"/>
+                <w:lang w:bidi="ar"/>
+              </w:rPr>
+              <w:t>改进建议：</w:t>
+            </w:r>
+            <w:r>
+              <w:rPr>
+                <w:rFonts w:ascii="宋体" w:eastAsia="宋体" w:hAnsi="宋体" w:cs="宋体"/>
+                <w:color w:val="000000"/>
+                <w:lang w:bidi="ar"/>
+              </w:rPr>
+              <w:t xml:space="preserve"> 采用</w:t>
+            </w:r>
+            <w:r>
+              <w:rPr>
+                <w:rFonts w:ascii="宋体" w:eastAsia="宋体" w:hAnsi="宋体" w:cs="宋体"/>
+                <w:b/>
+                <w:bCs/>
+                <w:color w:val="000000"/>
+                <w:lang w:bidi="ar"/>
+              </w:rPr>
+              <w:t>流式传输</w:t>
+            </w:r>
+            <w:r>
+              <w:rPr>
+                <w:rFonts w:ascii="宋体" w:eastAsia="宋体" w:hAnsi="宋体" w:cs="宋体"/>
+                <w:color w:val="000000"/>
+                <w:lang w:bidi="ar"/>
+              </w:rPr>
+              <w:t>减少首字等待时间；引入</w:t>
+            </w:r>
+            <w:r>
+              <w:rPr>
+                <w:rFonts w:ascii="宋体" w:eastAsia="宋体" w:hAnsi="宋体" w:cs="宋体"/>
+                <w:b/>
+                <w:bCs/>
+                <w:color w:val="000000"/>
+                <w:lang w:bidi="ar"/>
+              </w:rPr>
+              <w:t>语气词填充</w:t>
+            </w:r>
+            <w:r>
+              <w:rPr>
+                <w:rFonts w:ascii="宋体" w:eastAsia="宋体" w:hAnsi="宋体" w:cs="宋体"/>
+                <w:color w:val="000000"/>
+                <w:lang w:bidi="ar"/>
+              </w:rPr>
+              <w:t>机制缓解 AI 响应时的尴尬空白。</w:t>
             </w:r>
           </w:p>
         </w:tc>
@@ -804,6 +1086,102 @@
           </w:p>
           <w:p>
             <w:pPr>
+              <w:numPr>
+                <w:ilvl w:val="0"/>
+                <w:numId w:val="13"/>
+              </w:numPr>
+              <w:textAlignment w:val="top"/>
+              <w:rPr>
+                <w:rFonts w:ascii="宋体" w:eastAsia="宋体" w:hAnsi="宋体" w:cs="宋体"/>
+                <w:color w:val="000000"/>
+                <w:lang w:bidi="ar"/>
+              </w:rPr>
+            </w:pPr>
+            <w:r>
+              <w:rPr>
+                <w:rFonts w:ascii="宋体" w:eastAsia="宋体" w:hAnsi="宋体" w:cs="宋体"/>
+                <w:b/>
+                <w:bCs/>
+                <w:color w:val="000000"/>
+                <w:lang w:bidi="ar"/>
+              </w:rPr>
+              <w:t>逻辑闭环：</w:t>
+            </w:r>
+            <w:r>
+              <w:rPr>
+                <w:rFonts w:ascii="宋体" w:eastAsia="宋体" w:hAnsi="宋体" w:cs="宋体"/>
+                <w:color w:val="000000"/>
+                <w:lang w:bidi="ar"/>
+              </w:rPr>
+              <w:t xml:space="preserve"> 实现“提问-回答-追问”的完整面试流程代码化。</w:t>
+            </w:r>
+          </w:p>
+          <w:p>
+            <w:pPr>
+              <w:numPr>
+                <w:ilvl w:val="0"/>
+                <w:numId w:val="13"/>
+              </w:numPr>
+              <w:textAlignment w:val="top"/>
+              <w:rPr>
+                <w:rFonts w:ascii="宋体" w:eastAsia="宋体" w:hAnsi="宋体" w:cs="宋体"/>
+                <w:color w:val="000000"/>
+                <w:lang w:bidi="ar"/>
+              </w:rPr>
+            </w:pPr>
+            <w:r>
+              <w:rPr>
+                <w:rFonts w:ascii="宋体" w:eastAsia="宋体" w:hAnsi="宋体" w:cs="宋体"/>
+                <w:b/>
+                <w:bCs/>
+                <w:color w:val="000000"/>
+                <w:lang w:bidi="ar"/>
+              </w:rPr>
+              <w:t>追问开发：</w:t>
+            </w:r>
+            <w:r>
+              <w:rPr>
+                <w:rFonts w:ascii="宋体" w:eastAsia="宋体" w:hAnsi="宋体" w:cs="宋体"/>
+                <w:color w:val="000000"/>
+                <w:lang w:bidi="ar"/>
+              </w:rPr>
+              <w:t xml:space="preserve"> 落实基于 AI 评分的动态追问逻辑。</w:t>
+            </w:r>
+          </w:p>
+          <w:p>
+            <w:pPr>
+              <w:numPr>
+                <w:ilvl w:val="0"/>
+                <w:numId w:val="13"/>
+              </w:numPr>
+              <w:textAlignment w:val="top"/>
+              <w:rPr>
+                <w:rFonts w:ascii="宋体" w:eastAsia="宋体" w:hAnsi="宋体" w:cs="宋体"/>
+                <w:color w:val="000000"/>
+                <w:lang w:bidi="ar"/>
+              </w:rPr>
+            </w:pPr>
+            <w:r>
+              <w:rPr>
+                <w:rFonts w:ascii="宋体" w:eastAsia="宋体" w:hAnsi="宋体" w:cs="宋体"/>
+                <w:b/>
+                <w:bCs/>
+                <w:color w:val="000000"/>
+                <w:lang w:bidi="ar"/>
+              </w:rPr>
+              <w:t>界面集成：</w:t>
+            </w:r>
+            <w:r>
+              <w:rPr>
+                <w:rFonts w:ascii="宋体" w:eastAsia="宋体" w:hAnsi="宋体" w:cs="宋体"/>
+                <w:color w:val="000000"/>
+                <w:lang w:bidi="ar"/>
+              </w:rPr>
+              <w:t xml:space="preserve"> 配合前端完成视频面试窗口与交互组件的拼装。</w:t>
+            </w:r>
+          </w:p>
+          <w:p>
+            <w:pPr>
               <w:textAlignment w:val="top"/>
               <w:rPr>
                 <w:rFonts w:ascii="宋体" w:eastAsia="宋体" w:hAnsi="宋体" w:cs="宋体" w:hint="eastAsia"/>
@@ -1669,6 +2047,155 @@
     </w:lvl>
   </w:abstractNum>
   <w:abstractNum w:abstractNumId="3" w15:restartNumberingAfterBreak="0">
+    <w:nsid w:val="0B347226"/>
+    <w:multiLevelType w:val="multilevel"/>
+    <w:tmpl w:val="F2EA8DBA"/>
+    <w:lvl w:ilvl="0">
+      <w:start w:val="1"/>
+      <w:numFmt w:val="bullet"/>
+      <w:lvlText w:val=""/>
+      <w:lvlJc w:val="left"/>
+      <w:pPr>
+        <w:tabs>
+          <w:tab w:val="num" w:pos="720"/>
+        </w:tabs>
+        <w:ind w:left="720" w:hanging="360"/>
+      </w:pPr>
+      <w:rPr>
+        <w:rFonts w:ascii="Symbol" w:hAnsi="Symbol" w:hint="default"/>
+        <w:sz w:val="20"/>
+      </w:rPr>
+    </w:lvl>
+    <w:lvl w:ilvl="1" w:tentative="1">
+      <w:start w:val="1"/>
+      <w:numFmt w:val="bullet"/>
+      <w:lvlText w:val="o"/>
+      <w:lvlJc w:val="left"/>
+      <w:pPr>
+        <w:tabs>
+          <w:tab w:val="num" w:pos="1440"/>
+        </w:tabs>
+        <w:ind w:left="1440" w:hanging="360"/>
+      </w:pPr>
+      <w:rPr>
+        <w:rFonts w:ascii="Courier New" w:hAnsi="Courier New" w:hint="default"/>
+        <w:sz w:val="20"/>
+      </w:rPr>
+    </w:lvl>
+    <w:lvl w:ilvl="2" w:tentative="1">
+      <w:start w:val="1"/>
+      <w:numFmt w:val="bullet"/>
+      <w:lvlText w:val=""/>
+      <w:lvlJc w:val="left"/>
+      <w:pPr>
+        <w:tabs>
+          <w:tab w:val="num" w:pos="2160"/>
+        </w:tabs>
+        <w:ind w:left="2160" w:hanging="360"/>
+      </w:pPr>
+      <w:rPr>
+        <w:rFonts w:ascii="Wingdings" w:hAnsi="Wingdings" w:hint="default"/>
+        <w:sz w:val="20"/>
+      </w:rPr>
+    </w:lvl>
+    <w:lvl w:ilvl="3" w:tentative="1">
+      <w:start w:val="1"/>
+      <w:numFmt w:val="bullet"/>
+      <w:lvlText w:val=""/>
+      <w:lvlJc w:val="left"/>
+      <w:pPr>
+        <w:tabs>
+          <w:tab w:val="num" w:pos="2880"/>
+        </w:tabs>
+        <w:ind w:left="2880" w:hanging="360"/>
+      </w:pPr>
+      <w:rPr>
+        <w:rFonts w:ascii="Wingdings" w:hAnsi="Wingdings" w:hint="default"/>
+        <w:sz w:val="20"/>
+      </w:rPr>
+    </w:lvl>
+    <w:lvl w:ilvl="4" w:tentative="1">
+      <w:start w:val="1"/>
+      <w:numFmt w:val="bullet"/>
+      <w:lvlText w:val=""/>
+      <w:lvlJc w:val="left"/>
+      <w:pPr>
+        <w:tabs>
+          <w:tab w:val="num" w:pos="3600"/>
+        </w:tabs>
+        <w:ind w:left="3600" w:hanging="360"/>
+      </w:pPr>
+      <w:rPr>
+        <w:rFonts w:ascii="Wingdings" w:hAnsi="Wingdings" w:hint="default"/>
+        <w:sz w:val="20"/>
+      </w:rPr>
+    </w:lvl>
+    <w:lvl w:ilvl="5" w:tentative="1">
+      <w:start w:val="1"/>
+      <w:numFmt w:val="bullet"/>
+      <w:lvlText w:val=""/>
+      <w:lvlJc w:val="left"/>
+      <w:pPr>
+        <w:tabs>
+          <w:tab w:val="num" w:pos="4320"/>
+        </w:tabs>
+        <w:ind w:left="4320" w:hanging="360"/>
+      </w:pPr>
+      <w:rPr>
+        <w:rFonts w:ascii="Wingdings" w:hAnsi="Wingdings" w:hint="default"/>
+        <w:sz w:val="20"/>
+      </w:rPr>
+    </w:lvl>
+    <w:lvl w:ilvl="6" w:tentative="1">
+      <w:start w:val="1"/>
+      <w:numFmt w:val="bullet"/>
+      <w:lvlText w:val=""/>
+      <w:lvlJc w:val="left"/>
+      <w:pPr>
+        <w:tabs>
+          <w:tab w:val="num" w:pos="5040"/>
+        </w:tabs>
+        <w:ind w:left="5040" w:hanging="360"/>
+      </w:pPr>
+      <w:rPr>
+        <w:rFonts w:ascii="Wingdings" w:hAnsi="Wingdings" w:hint="default"/>
+        <w:sz w:val="20"/>
+      </w:rPr>
+    </w:lvl>
+    <w:lvl w:ilvl="7" w:tentative="1">
+      <w:start w:val="1"/>
+      <w:numFmt w:val="bullet"/>
+      <w:lvlText w:val=""/>
+      <w:lvlJc w:val="left"/>
+      <w:pPr>
+        <w:tabs>
+          <w:tab w:val="num" w:pos="5760"/>
+        </w:tabs>
+        <w:ind w:left="5760" w:hanging="360"/>
+      </w:pPr>
+      <w:rPr>
+        <w:rFonts w:ascii="Wingdings" w:hAnsi="Wingdings" w:hint="default"/>
+        <w:sz w:val="20"/>
+      </w:rPr>
+    </w:lvl>
+    <w:lvl w:ilvl="8" w:tentative="1">
+      <w:start w:val="1"/>
+      <w:numFmt w:val="bullet"/>
+      <w:lvlText w:val=""/>
+      <w:lvlJc w:val="left"/>
+      <w:pPr>
+        <w:tabs>
+          <w:tab w:val="num" w:pos="6480"/>
+        </w:tabs>
+        <w:ind w:left="6480" w:hanging="360"/>
+      </w:pPr>
+      <w:rPr>
+        <w:rFonts w:ascii="Wingdings" w:hAnsi="Wingdings" w:hint="default"/>
+        <w:sz w:val="20"/>
+      </w:rPr>
+    </w:lvl>
+  </w:abstractNum>
+  <w:abstractNum w:abstractNumId="4" w15:restartNumberingAfterBreak="0">
     <w:nsid w:val="0B962ABB"/>
     <w:multiLevelType w:val="multilevel"/>
     <w:tmpl w:val="189436CC"/>
@@ -1781,7 +2308,7 @@
       </w:pPr>
     </w:lvl>
   </w:abstractNum>
-  <w:abstractNum w:abstractNumId="4" w15:restartNumberingAfterBreak="0">
+  <w:abstractNum w:abstractNumId="5" w15:restartNumberingAfterBreak="0">
     <w:nsid w:val="236D3B74"/>
     <w:multiLevelType w:val="multilevel"/>
     <w:tmpl w:val="45844790"/>
@@ -1894,7 +2421,7 @@
       </w:pPr>
     </w:lvl>
   </w:abstractNum>
-  <w:abstractNum w:abstractNumId="5" w15:restartNumberingAfterBreak="0">
+  <w:abstractNum w:abstractNumId="6" w15:restartNumberingAfterBreak="0">
     <w:nsid w:val="4A393CB1"/>
     <w:multiLevelType w:val="multilevel"/>
     <w:tmpl w:val="20A4792C"/>
@@ -2043,7 +2570,7 @@
       </w:rPr>
     </w:lvl>
   </w:abstractNum>
-  <w:abstractNum w:abstractNumId="6" w15:restartNumberingAfterBreak="0">
+  <w:abstractNum w:abstractNumId="7" w15:restartNumberingAfterBreak="0">
     <w:nsid w:val="53191E97"/>
     <w:multiLevelType w:val="multilevel"/>
     <w:tmpl w:val="76A2B9FE"/>
@@ -2192,7 +2719,269 @@
       </w:rPr>
     </w:lvl>
   </w:abstractNum>
-  <w:abstractNum w:abstractNumId="7" w15:restartNumberingAfterBreak="0">
+  <w:abstractNum w:abstractNumId="8" w15:restartNumberingAfterBreak="0">
+    <w:nsid w:val="569D0666"/>
+    <w:multiLevelType w:val="multilevel"/>
+    <w:tmpl w:val="47469C38"/>
+    <w:lvl w:ilvl="0">
+      <w:start w:val="1"/>
+      <w:numFmt w:val="decimal"/>
+      <w:lvlText w:val="%1."/>
+      <w:lvlJc w:val="left"/>
+      <w:pPr>
+        <w:tabs>
+          <w:tab w:val="num" w:pos="720"/>
+        </w:tabs>
+        <w:ind w:left="720" w:hanging="360"/>
+      </w:pPr>
+    </w:lvl>
+    <w:lvl w:ilvl="1" w:tentative="1">
+      <w:start w:val="1"/>
+      <w:numFmt w:val="decimal"/>
+      <w:lvlText w:val="%2."/>
+      <w:lvlJc w:val="left"/>
+      <w:pPr>
+        <w:tabs>
+          <w:tab w:val="num" w:pos="1440"/>
+        </w:tabs>
+        <w:ind w:left="1440" w:hanging="360"/>
+      </w:pPr>
+    </w:lvl>
+    <w:lvl w:ilvl="2" w:tentative="1">
+      <w:start w:val="1"/>
+      <w:numFmt w:val="decimal"/>
+      <w:lvlText w:val="%3."/>
+      <w:lvlJc w:val="left"/>
+      <w:pPr>
+        <w:tabs>
+          <w:tab w:val="num" w:pos="2160"/>
+        </w:tabs>
+        <w:ind w:left="2160" w:hanging="360"/>
+      </w:pPr>
+    </w:lvl>
+    <w:lvl w:ilvl="3" w:tentative="1">
+      <w:start w:val="1"/>
+      <w:numFmt w:val="decimal"/>
+      <w:lvlText w:val="%4."/>
+      <w:lvlJc w:val="left"/>
+      <w:pPr>
+        <w:tabs>
+          <w:tab w:val="num" w:pos="2880"/>
+        </w:tabs>
+        <w:ind w:left="2880" w:hanging="360"/>
+      </w:pPr>
+    </w:lvl>
+    <w:lvl w:ilvl="4" w:tentative="1">
+      <w:start w:val="1"/>
+      <w:numFmt w:val="decimal"/>
+      <w:lvlText w:val="%5."/>
+      <w:lvlJc w:val="left"/>
+      <w:pPr>
+        <w:tabs>
+          <w:tab w:val="num" w:pos="3600"/>
+        </w:tabs>
+        <w:ind w:left="3600" w:hanging="360"/>
+      </w:pPr>
+    </w:lvl>
+    <w:lvl w:ilvl="5" w:tentative="1">
+      <w:start w:val="1"/>
+      <w:numFmt w:val="decimal"/>
+      <w:lvlText w:val="%6."/>
+      <w:lvlJc w:val="left"/>
+      <w:pPr>
+        <w:tabs>
+          <w:tab w:val="num" w:pos="4320"/>
+        </w:tabs>
+        <w:ind w:left="4320" w:hanging="360"/>
+      </w:pPr>
+    </w:lvl>
+    <w:lvl w:ilvl="6" w:tentative="1">
+      <w:start w:val="1"/>
+      <w:numFmt w:val="decimal"/>
+      <w:lvlText w:val="%7."/>
+      <w:lvlJc w:val="left"/>
+      <w:pPr>
+        <w:tabs>
+          <w:tab w:val="num" w:pos="5040"/>
+        </w:tabs>
+        <w:ind w:left="5040" w:hanging="360"/>
+      </w:pPr>
+    </w:lvl>
+    <w:lvl w:ilvl="7" w:tentative="1">
+      <w:start w:val="1"/>
+      <w:numFmt w:val="decimal"/>
+      <w:lvlText w:val="%8."/>
+      <w:lvlJc w:val="left"/>
+      <w:pPr>
+        <w:tabs>
+          <w:tab w:val="num" w:pos="5760"/>
+        </w:tabs>
+        <w:ind w:left="5760" w:hanging="360"/>
+      </w:pPr>
+    </w:lvl>
+    <w:lvl w:ilvl="8" w:tentative="1">
+      <w:start w:val="1"/>
+      <w:numFmt w:val="decimal"/>
+      <w:lvlText w:val="%9."/>
+      <w:lvlJc w:val="left"/>
+      <w:pPr>
+        <w:tabs>
+          <w:tab w:val="num" w:pos="6480"/>
+        </w:tabs>
+        <w:ind w:left="6480" w:hanging="360"/>
+      </w:pPr>
+    </w:lvl>
+  </w:abstractNum>
+  <w:abstractNum w:abstractNumId="9" w15:restartNumberingAfterBreak="0">
+    <w:nsid w:val="57DE1DEE"/>
+    <w:multiLevelType w:val="multilevel"/>
+    <w:tmpl w:val="C764F306"/>
+    <w:lvl w:ilvl="0">
+      <w:start w:val="1"/>
+      <w:numFmt w:val="bullet"/>
+      <w:lvlText w:val=""/>
+      <w:lvlJc w:val="left"/>
+      <w:pPr>
+        <w:tabs>
+          <w:tab w:val="num" w:pos="720"/>
+        </w:tabs>
+        <w:ind w:left="720" w:hanging="360"/>
+      </w:pPr>
+      <w:rPr>
+        <w:rFonts w:ascii="Symbol" w:hAnsi="Symbol" w:hint="default"/>
+        <w:sz w:val="20"/>
+      </w:rPr>
+    </w:lvl>
+    <w:lvl w:ilvl="1" w:tentative="1">
+      <w:start w:val="1"/>
+      <w:numFmt w:val="bullet"/>
+      <w:lvlText w:val="o"/>
+      <w:lvlJc w:val="left"/>
+      <w:pPr>
+        <w:tabs>
+          <w:tab w:val="num" w:pos="1440"/>
+        </w:tabs>
+        <w:ind w:left="1440" w:hanging="360"/>
+      </w:pPr>
+      <w:rPr>
+        <w:rFonts w:ascii="Courier New" w:hAnsi="Courier New" w:hint="default"/>
+        <w:sz w:val="20"/>
+      </w:rPr>
+    </w:lvl>
+    <w:lvl w:ilvl="2" w:tentative="1">
+      <w:start w:val="1"/>
+      <w:numFmt w:val="bullet"/>
+      <w:lvlText w:val=""/>
+      <w:lvlJc w:val="left"/>
+      <w:pPr>
+        <w:tabs>
+          <w:tab w:val="num" w:pos="2160"/>
+        </w:tabs>
+        <w:ind w:left="2160" w:hanging="360"/>
+      </w:pPr>
+      <w:rPr>
+        <w:rFonts w:ascii="Wingdings" w:hAnsi="Wingdings" w:hint="default"/>
+        <w:sz w:val="20"/>
+      </w:rPr>
+    </w:lvl>
+    <w:lvl w:ilvl="3" w:tentative="1">
+      <w:start w:val="1"/>
+      <w:numFmt w:val="bullet"/>
+      <w:lvlText w:val=""/>
+      <w:lvlJc w:val="left"/>
+      <w:pPr>
+        <w:tabs>
+          <w:tab w:val="num" w:pos="2880"/>
+        </w:tabs>
+        <w:ind w:left="2880" w:hanging="360"/>
+      </w:pPr>
+      <w:rPr>
+        <w:rFonts w:ascii="Wingdings" w:hAnsi="Wingdings" w:hint="default"/>
+        <w:sz w:val="20"/>
+      </w:rPr>
+    </w:lvl>
+    <w:lvl w:ilvl="4" w:tentative="1">
+      <w:start w:val="1"/>
+      <w:numFmt w:val="bullet"/>
+      <w:lvlText w:val=""/>
+      <w:lvlJc w:val="left"/>
+      <w:pPr>
+        <w:tabs>
+          <w:tab w:val="num" w:pos="3600"/>
+        </w:tabs>
+        <w:ind w:left="3600" w:hanging="360"/>
+      </w:pPr>
+      <w:rPr>
+        <w:rFonts w:ascii="Wingdings" w:hAnsi="Wingdings" w:hint="default"/>
+        <w:sz w:val="20"/>
+      </w:rPr>
+    </w:lvl>
+    <w:lvl w:ilvl="5" w:tentative="1">
+      <w:start w:val="1"/>
+      <w:numFmt w:val="bullet"/>
+      <w:lvlText w:val=""/>
+      <w:lvlJc w:val="left"/>
+      <w:pPr>
+        <w:tabs>
+          <w:tab w:val="num" w:pos="4320"/>
+        </w:tabs>
+        <w:ind w:left="4320" w:hanging="360"/>
+      </w:pPr>
+      <w:rPr>
+        <w:rFonts w:ascii="Wingdings" w:hAnsi="Wingdings" w:hint="default"/>
+        <w:sz w:val="20"/>
+      </w:rPr>
+    </w:lvl>
+    <w:lvl w:ilvl="6" w:tentative="1">
+      <w:start w:val="1"/>
+      <w:numFmt w:val="bullet"/>
+      <w:lvlText w:val=""/>
+      <w:lvlJc w:val="left"/>
+      <w:pPr>
+        <w:tabs>
+          <w:tab w:val="num" w:pos="5040"/>
+        </w:tabs>
+        <w:ind w:left="5040" w:hanging="360"/>
+      </w:pPr>
+      <w:rPr>
+        <w:rFonts w:ascii="Wingdings" w:hAnsi="Wingdings" w:hint="default"/>
+        <w:sz w:val="20"/>
+      </w:rPr>
+    </w:lvl>
+    <w:lvl w:ilvl="7" w:tentative="1">
+      <w:start w:val="1"/>
+      <w:numFmt w:val="bullet"/>
+      <w:lvlText w:val=""/>
+      <w:lvlJc w:val="left"/>
+      <w:pPr>
+        <w:tabs>
+          <w:tab w:val="num" w:pos="5760"/>
+        </w:tabs>
+        <w:ind w:left="5760" w:hanging="360"/>
+      </w:pPr>
+      <w:rPr>
+        <w:rFonts w:ascii="Wingdings" w:hAnsi="Wingdings" w:hint="default"/>
+        <w:sz w:val="20"/>
+      </w:rPr>
+    </w:lvl>
+    <w:lvl w:ilvl="8" w:tentative="1">
+      <w:start w:val="1"/>
+      <w:numFmt w:val="bullet"/>
+      <w:lvlText w:val=""/>
+      <w:lvlJc w:val="left"/>
+      <w:pPr>
+        <w:tabs>
+          <w:tab w:val="num" w:pos="6480"/>
+        </w:tabs>
+        <w:ind w:left="6480" w:hanging="360"/>
+      </w:pPr>
+      <w:rPr>
+        <w:rFonts w:ascii="Wingdings" w:hAnsi="Wingdings" w:hint="default"/>
+        <w:sz w:val="20"/>
+      </w:rPr>
+    </w:lvl>
+  </w:abstractNum>
+  <w:abstractNum w:abstractNumId="10" w15:restartNumberingAfterBreak="0">
     <w:nsid w:val="67B72EA3"/>
     <w:multiLevelType w:val="multilevel"/>
     <w:tmpl w:val="9DBEEFCC"/>
@@ -2305,7 +3094,7 @@
       </w:pPr>
     </w:lvl>
   </w:abstractNum>
-  <w:abstractNum w:abstractNumId="8" w15:restartNumberingAfterBreak="0">
+  <w:abstractNum w:abstractNumId="11" w15:restartNumberingAfterBreak="0">
     <w:nsid w:val="684C09B0"/>
     <w:multiLevelType w:val="multilevel"/>
     <w:tmpl w:val="A256356A"/>
@@ -2454,32 +3243,193 @@
       </w:rPr>
     </w:lvl>
   </w:abstractNum>
+  <w:abstractNum w:abstractNumId="12" w15:restartNumberingAfterBreak="0">
+    <w:nsid w:val="784F4B17"/>
+    <w:multiLevelType w:val="multilevel"/>
+    <w:tmpl w:val="CBB46126"/>
+    <w:lvl w:ilvl="0">
+      <w:start w:val="1"/>
+      <w:numFmt w:val="bullet"/>
+      <w:lvlText w:val=""/>
+      <w:lvlJc w:val="left"/>
+      <w:pPr>
+        <w:tabs>
+          <w:tab w:val="num" w:pos="720"/>
+        </w:tabs>
+        <w:ind w:left="720" w:hanging="360"/>
+      </w:pPr>
+      <w:rPr>
+        <w:rFonts w:ascii="Symbol" w:hAnsi="Symbol" w:hint="default"/>
+        <w:sz w:val="20"/>
+      </w:rPr>
+    </w:lvl>
+    <w:lvl w:ilvl="1" w:tentative="1">
+      <w:start w:val="1"/>
+      <w:numFmt w:val="bullet"/>
+      <w:lvlText w:val="o"/>
+      <w:lvlJc w:val="left"/>
+      <w:pPr>
+        <w:tabs>
+          <w:tab w:val="num" w:pos="1440"/>
+        </w:tabs>
+        <w:ind w:left="1440" w:hanging="360"/>
+      </w:pPr>
+      <w:rPr>
+        <w:rFonts w:ascii="Courier New" w:hAnsi="Courier New" w:hint="default"/>
+        <w:sz w:val="20"/>
+      </w:rPr>
+    </w:lvl>
+    <w:lvl w:ilvl="2" w:tentative="1">
+      <w:start w:val="1"/>
+      <w:numFmt w:val="bullet"/>
+      <w:lvlText w:val=""/>
+      <w:lvlJc w:val="left"/>
+      <w:pPr>
+        <w:tabs>
+          <w:tab w:val="num" w:pos="2160"/>
+        </w:tabs>
+        <w:ind w:left="2160" w:hanging="360"/>
+      </w:pPr>
+      <w:rPr>
+        <w:rFonts w:ascii="Wingdings" w:hAnsi="Wingdings" w:hint="default"/>
+        <w:sz w:val="20"/>
+      </w:rPr>
+    </w:lvl>
+    <w:lvl w:ilvl="3" w:tentative="1">
+      <w:start w:val="1"/>
+      <w:numFmt w:val="bullet"/>
+      <w:lvlText w:val=""/>
+      <w:lvlJc w:val="left"/>
+      <w:pPr>
+        <w:tabs>
+          <w:tab w:val="num" w:pos="2880"/>
+        </w:tabs>
+        <w:ind w:left="2880" w:hanging="360"/>
+      </w:pPr>
+      <w:rPr>
+        <w:rFonts w:ascii="Wingdings" w:hAnsi="Wingdings" w:hint="default"/>
+        <w:sz w:val="20"/>
+      </w:rPr>
+    </w:lvl>
+    <w:lvl w:ilvl="4" w:tentative="1">
+      <w:start w:val="1"/>
+      <w:numFmt w:val="bullet"/>
+      <w:lvlText w:val=""/>
+      <w:lvlJc w:val="left"/>
+      <w:pPr>
+        <w:tabs>
+          <w:tab w:val="num" w:pos="3600"/>
+        </w:tabs>
+        <w:ind w:left="3600" w:hanging="360"/>
+      </w:pPr>
+      <w:rPr>
+        <w:rFonts w:ascii="Wingdings" w:hAnsi="Wingdings" w:hint="default"/>
+        <w:sz w:val="20"/>
+      </w:rPr>
+    </w:lvl>
+    <w:lvl w:ilvl="5" w:tentative="1">
+      <w:start w:val="1"/>
+      <w:numFmt w:val="bullet"/>
+      <w:lvlText w:val=""/>
+      <w:lvlJc w:val="left"/>
+      <w:pPr>
+        <w:tabs>
+          <w:tab w:val="num" w:pos="4320"/>
+        </w:tabs>
+        <w:ind w:left="4320" w:hanging="360"/>
+      </w:pPr>
+      <w:rPr>
+        <w:rFonts w:ascii="Wingdings" w:hAnsi="Wingdings" w:hint="default"/>
+        <w:sz w:val="20"/>
+      </w:rPr>
+    </w:lvl>
+    <w:lvl w:ilvl="6" w:tentative="1">
+      <w:start w:val="1"/>
+      <w:numFmt w:val="bullet"/>
+      <w:lvlText w:val=""/>
+      <w:lvlJc w:val="left"/>
+      <w:pPr>
+        <w:tabs>
+          <w:tab w:val="num" w:pos="5040"/>
+        </w:tabs>
+        <w:ind w:left="5040" w:hanging="360"/>
+      </w:pPr>
+      <w:rPr>
+        <w:rFonts w:ascii="Wingdings" w:hAnsi="Wingdings" w:hint="default"/>
+        <w:sz w:val="20"/>
+      </w:rPr>
+    </w:lvl>
+    <w:lvl w:ilvl="7" w:tentative="1">
+      <w:start w:val="1"/>
+      <w:numFmt w:val="bullet"/>
+      <w:lvlText w:val=""/>
+      <w:lvlJc w:val="left"/>
+      <w:pPr>
+        <w:tabs>
+          <w:tab w:val="num" w:pos="5760"/>
+        </w:tabs>
+        <w:ind w:left="5760" w:hanging="360"/>
+      </w:pPr>
+      <w:rPr>
+        <w:rFonts w:ascii="Wingdings" w:hAnsi="Wingdings" w:hint="default"/>
+        <w:sz w:val="20"/>
+      </w:rPr>
+    </w:lvl>
+    <w:lvl w:ilvl="8" w:tentative="1">
+      <w:start w:val="1"/>
+      <w:numFmt w:val="bullet"/>
+      <w:lvlText w:val=""/>
+      <w:lvlJc w:val="left"/>
+      <w:pPr>
+        <w:tabs>
+          <w:tab w:val="num" w:pos="6480"/>
+        </w:tabs>
+        <w:ind w:left="6480" w:hanging="360"/>
+      </w:pPr>
+      <w:rPr>
+        <w:rFonts w:ascii="Wingdings" w:hAnsi="Wingdings" w:hint="default"/>
+        <w:sz w:val="20"/>
+      </w:rPr>
+    </w:lvl>
+  </w:abstractNum>
   <w:num w:numId="1" w16cid:durableId="1519194324">
-    <w:abstractNumId w:val="4"/>
+    <w:abstractNumId w:val="5"/>
   </w:num>
   <w:num w:numId="2" w16cid:durableId="1678654969">
-    <w:abstractNumId w:val="6"/>
+    <w:abstractNumId w:val="7"/>
   </w:num>
   <w:num w:numId="3" w16cid:durableId="268591706">
     <w:abstractNumId w:val="1"/>
   </w:num>
   <w:num w:numId="4" w16cid:durableId="1634479751">
-    <w:abstractNumId w:val="3"/>
+    <w:abstractNumId w:val="4"/>
   </w:num>
   <w:num w:numId="5" w16cid:durableId="1717854091">
     <w:abstractNumId w:val="2"/>
   </w:num>
   <w:num w:numId="6" w16cid:durableId="392698823">
-    <w:abstractNumId w:val="5"/>
+    <w:abstractNumId w:val="6"/>
   </w:num>
   <w:num w:numId="7" w16cid:durableId="1201625106">
-    <w:abstractNumId w:val="8"/>
+    <w:abstractNumId w:val="11"/>
   </w:num>
   <w:num w:numId="8" w16cid:durableId="183521329">
     <w:abstractNumId w:val="0"/>
   </w:num>
   <w:num w:numId="9" w16cid:durableId="138697548">
-    <w:abstractNumId w:val="7"/>
+    <w:abstractNumId w:val="10"/>
+  </w:num>
+  <w:num w:numId="10" w16cid:durableId="1891305801">
+    <w:abstractNumId w:val="9"/>
+  </w:num>
+  <w:num w:numId="11" w16cid:durableId="1049721408">
+    <w:abstractNumId w:val="12"/>
+  </w:num>
+  <w:num w:numId="12" w16cid:durableId="1432164022">
+    <w:abstractNumId w:val="3"/>
+  </w:num>
+  <w:num w:numId="13" w16cid:durableId="1188103509">
+    <w:abstractNumId w:val="8"/>
   </w:num>
 </w:numbering>
 </file>
@@ -2798,7 +3748,6 @@
   <w:style w:type="character" w:default="1" w:styleId="a0">
     <w:name w:val="Default Paragraph Font"/>
     <w:uiPriority w:val="1"/>
-    <w:semiHidden/>
     <w:unhideWhenUsed/>
   </w:style>
   <w:style w:type="table" w:default="1" w:styleId="a1">
